--- a/por/docx/005.content.docx
+++ b/por/docx/005.content.docx
@@ -30068,19 +30068,7 @@
         <w:rPr>
           <w:lang w:val="pt_PT" w:bidi="pt_PT"/>
         </w:rPr>
-        <w:t xml:space="preserve"> </w:t>
-      </w:r>
-      <w:r>
-        <w:rPr>
-          <w:lang w:val="pt_PT" w:bidi="pt_PT"/>
-        </w:rPr>
-        <w:t>“Evidências Científicas para o Dilúvio?”</w:t>
-      </w:r>
-      <w:r>
-        <w:rPr>
-          <w:lang w:val="pt_PT" w:bidi="pt_PT"/>
-        </w:rPr>
-        <w:t>.</w:t>
+        <w:t xml:space="preserve"> “Evidências Científicas para o Dilúvio?”.</w:t>
       </w:r>
     </w:p>
     <w:p>
